--- a/backend/renderers/templates/report_template.docx
+++ b/backend/renderers/templates/report_template.docx
@@ -177,6 +177,67 @@
       </w:pPr>
       <w:r>
         <w:t>{% endif %}</w:t>
+      </w:r>
+    </w:p>
+    <w:p>
+      <w:pPr>
+        <w:spacing w:after="0"/>
+      </w:pPr>
+      <w:r>
+        <w:t>{% endif %}</w:t>
+      </w:r>
+    </w:p>
+    <w:p>
+      <w:pPr>
+        <w:spacing w:after="0"/>
+      </w:pPr>
+      <w:r>
+        <w:t>{% if drift_report %}</w:t>
+      </w:r>
+    </w:p>
+    <w:p>
+      <w:pPr>
+        <w:pStyle w:val="Heading1"/>
+      </w:pPr>
+      <w:r>
+        <w:t>Drift Analysis</w:t>
+      </w:r>
+    </w:p>
+    <w:p>
+      <w:r>
+        <w:rPr>
+          <w:b/>
+        </w:rPr>
+        <w:t xml:space="preserve">Overall severity: </w:t>
+      </w:r>
+      <w:r>
+        <w:t>{{ drift_report.overall_severity.value }}</w:t>
+      </w:r>
+    </w:p>
+    <w:p>
+      <w:r>
+        <w:t>{{ drift_report.drift_summary }}</w:t>
+      </w:r>
+    </w:p>
+    <w:p>
+      <w:pPr>
+        <w:spacing w:after="0"/>
+      </w:pPr>
+      <w:r>
+        <w:t>{% for rec in drift_report.recommendations %}</w:t>
+      </w:r>
+    </w:p>
+    <w:p>
+      <w:r>
+        <w:t xml:space="preserve">- {{ rec }}</w:t>
+      </w:r>
+    </w:p>
+    <w:p>
+      <w:pPr>
+        <w:spacing w:after="0"/>
+      </w:pPr>
+      <w:r>
+        <w:t>{% endfor %}</w:t>
       </w:r>
     </w:p>
     <w:p>

--- a/backend/renderers/templates/report_template.docx
+++ b/backend/renderers/templates/report_template.docx
@@ -244,6 +244,49 @@
       <w:pPr>
         <w:spacing w:after="0"/>
       </w:pPr>
+      <w:r>
+        <w:t>{% endif %}</w:t>
+      </w:r>
+    </w:p>
+    <w:p>
+      <w:r>
+        <w:t>{% if healing_manifest %}</w:t>
+      </w:r>
+    </w:p>
+    <w:p>
+      <w:pPr>
+        <w:pStyle w:val="Heading1"/>
+      </w:pPr>
+      <w:r>
+        <w:t>Data Cleaning</w:t>
+      </w:r>
+    </w:p>
+    <w:p>
+      <w:r>
+        <w:t>{{ healing_manifest.report_semantics_disclosure }}</w:t>
+      </w:r>
+    </w:p>
+    <w:p>
+      <w:r>
+        <w:t>Summary: {{ healing_manifest.outcome_counts.get('applied', 0) }} applied, {{ healing_manifest.outcome_counts.get('no_effect', 0) }} no-effect, {{ healing_manifest.outcome_counts.get('skipped', 0) }} skipped, {{ healing_manifest.outcome_counts.get('failed', 0) }} failed.</w:t>
+      </w:r>
+    </w:p>
+    <w:p>
+      <w:r>
+        <w:t>{% for entry in healing_manifest.entries %}</w:t>
+      </w:r>
+    </w:p>
+    <w:p>
+      <w:r>
+        <w:t>- {{ entry.outcome.value }}: {{ entry.detail }}</w:t>
+      </w:r>
+    </w:p>
+    <w:p>
+      <w:r>
+        <w:t>{% endfor %}</w:t>
+      </w:r>
+    </w:p>
+    <w:p>
       <w:r>
         <w:t>{% endif %}</w:t>
       </w:r>

--- a/backend/renderers/templates/report_template.docx
+++ b/backend/renderers/templates/report_template.docx
@@ -278,7 +278,7 @@
     </w:p>
     <w:p>
       <w:r>
-        <w:t>- {{ entry.outcome.value }}: {{ entry.detail }}</w:t>
+        <w:t>- {{ entry.outcome.value }} — {{ entry.operation.value }} ({{ entry.target_columns|join(', ') if entry.target_columns else 'table-level' }}): {{ entry.detail }}</w:t>
       </w:r>
     </w:p>
     <w:p>

--- a/backend/renderers/templates/report_template.docx
+++ b/backend/renderers/templates/report_template.docx
@@ -244,6 +244,49 @@
       <w:pPr>
         <w:spacing w:after="0"/>
       </w:pPr>
+      <w:r>
+        <w:t>{% endif %}</w:t>
+      </w:r>
+    </w:p>
+    <w:p>
+      <w:r>
+        <w:t>{% if healing_manifest %}</w:t>
+      </w:r>
+    </w:p>
+    <w:p>
+      <w:pPr>
+        <w:pStyle w:val="Heading1"/>
+      </w:pPr>
+      <w:r>
+        <w:t>Data Cleaning</w:t>
+      </w:r>
+    </w:p>
+    <w:p>
+      <w:r>
+        <w:t>{{ healing_manifest.report_semantics_disclosure }}</w:t>
+      </w:r>
+    </w:p>
+    <w:p>
+      <w:r>
+        <w:t>Summary: {{ healing_manifest.outcome_counts.get('applied', 0) }} applied, {{ healing_manifest.outcome_counts.get('no_effect', 0) }} no-effect, {{ healing_manifest.outcome_counts.get('skipped', 0) }} skipped, {{ healing_manifest.outcome_counts.get('failed', 0) }} failed.</w:t>
+      </w:r>
+    </w:p>
+    <w:p>
+      <w:r>
+        <w:t>{% for entry in healing_manifest.entries %}</w:t>
+      </w:r>
+    </w:p>
+    <w:p>
+      <w:r>
+        <w:t>- {{ entry.outcome.value }} — {{ entry.operation.value }} ({{ entry.target_columns|join(', ') if entry.target_columns else 'table-level' }}): {{ entry.detail }}</w:t>
+      </w:r>
+    </w:p>
+    <w:p>
+      <w:r>
+        <w:t>{% endfor %}</w:t>
+      </w:r>
+    </w:p>
+    <w:p>
       <w:r>
         <w:t>{% endif %}</w:t>
       </w:r>

--- a/backend/renderers/templates/report_template.docx
+++ b/backend/renderers/templates/report_template.docx
@@ -279,6 +279,44 @@
     <w:p>
       <w:r>
         <w:t>- {{ entry.outcome.value }} — {{ entry.operation.value }} ({{ entry.target_columns|join(', ') if entry.target_columns else 'table-level' }}): {{ entry.detail }}</w:t>
+      </w:r>
+    </w:p>
+    <w:p>
+      <w:r>
+        <w:t>{% endfor %}</w:t>
+      </w:r>
+    </w:p>
+    <w:p>
+      <w:r>
+        <w:t>{% endif %}</w:t>
+      </w:r>
+    </w:p>
+    <w:p>
+      <w:r>
+        <w:t>{% if judgment_required_findings %}</w:t>
+      </w:r>
+    </w:p>
+    <w:p>
+      <w:pPr>
+        <w:pStyle w:val="Heading1"/>
+      </w:pPr>
+      <w:r>
+        <w:t>Requires Your Review</w:t>
+      </w:r>
+    </w:p>
+    <w:p>
+      <w:r>
+        <w:t>These findings are never changed automatically, whether or not automated cleaning is enabled — they need your decision.</w:t>
+      </w:r>
+    </w:p>
+    <w:p>
+      <w:r>
+        <w:t>{% for finding in judgment_required_findings %}</w:t>
+      </w:r>
+    </w:p>
+    <w:p>
+      <w:r>
+        <w:t>- {{ finding.affected_columns|join(', ') if finding.affected_columns else 'table-level' }} ({{ finding.count }} row(s), {{ finding.percentage }}%): {{ finding.detail }} — {{ finding.recommended_action }}</w:t>
       </w:r>
     </w:p>
     <w:p>
